--- a/assets/Benjamin_Espinoza_CV_EN.docx
+++ b/assets/Benjamin_Espinoza_CV_EN.docx
@@ -32,7 +32,7 @@
         </w:rPr>
         <w:t>Email: bmatiasespinoza@gmail.com | LinkedIn: linkedin.com/in/benmatias</w:t>
         <w:br/>
-        <w:t>Portfolio: benmatias.com | Santiago, Chile</w:t>
+        <w:t>Portfolio: benmatias.com | Credly: credly.com/users/benmatias | Santiago, Chile</w:t>
       </w:r>
     </w:p>
     <w:p>
@@ -469,6 +469,8 @@
         </w:rPr>
         <w:t>• Certifications: User Stories Certificate (CertiProf), English B2 Upper-Intermediate (Cambridge Linguaskill), SQL &amp; Tableau Prep Certification, Google Tag Manager Basics.</w:t>
         <w:br/>
+        <w:t>• Verified Digital Badges (Credly): credly.com/users/benmatias</w:t>
+        <w:br/>
         <w:t>• Languages: Native Spanish | English (B2 Upper-Intermediate) | French (A1 Basic)</w:t>
       </w:r>
     </w:p>
@@ -491,6 +493,8 @@
           <w:sz w:val="17"/>
         </w:rPr>
         <w:t>• Certifications: User Stories Certificate (CertiProf), English B2 Upper-Intermediate (Cambridge Linguaskill), SQL &amp; Tableau Prep Certification, Google Tag Manager Basics.</w:t>
+        <w:br/>
+        <w:t>• Verified Digital Badges (Credly): credly.com/users/benmatias</w:t>
         <w:br/>
         <w:t>• Languages: Native Spanish | English (B2 Upper-Intermediate) | French (A1 Basic)</w:t>
       </w:r>
